--- a/files/CV - Petar_Panayotov_research.docx
+++ b/files/CV - Petar_Panayotov_research.docx
@@ -57,24 +57,16 @@
         </w:rPr>
         <w:t xml:space="preserve"> | </w:t>
       </w:r>
-      <w:hyperlink r:id="rId8" w:history="1">
-        <w:r>
-          <w:rPr>
-            <w:rStyle w:val="Hyperlink"/>
-            <w:rFonts w:ascii="Times New Roman" w:hAnsi="Times New Roman" w:cs="Times New Roman"/>
-            <w:sz w:val="20"/>
-            <w:szCs w:val="20"/>
-          </w:rPr>
-          <w:t>petar.panayotov2004@gmail.com</w:t>
-        </w:r>
-      </w:hyperlink>
+      <w:r>
+        <w:t>petar.panayotov2004@gmail.com</w:t>
+      </w:r>
       <w:r>
         <w:rPr>
           <w:rFonts w:ascii="Times New Roman" w:hAnsi="Times New Roman" w:cs="Times New Roman"/>
           <w:sz w:val="20"/>
           <w:szCs w:val="20"/>
         </w:rPr>
-        <w:t xml:space="preserve"> | </w:t>
+        <w:t xml:space="preserve">| </w:t>
       </w:r>
       <w:r>
         <w:rPr>
@@ -177,6 +169,7 @@
         <w:tab/>
       </w:r>
       <w:bookmarkStart w:id="0" w:name="_Hlk142921823"/>
+      <w:proofErr w:type="spellStart"/>
       <w:r>
         <w:rPr>
           <w:b/>
@@ -186,6 +179,7 @@
         </w:rPr>
         <w:t>Cambridge</w:t>
       </w:r>
+      <w:proofErr w:type="spellEnd"/>
       <w:r>
         <w:rPr>
           <w:b/>
@@ -250,7 +244,7 @@
           <w:sz w:val="22"/>
           <w:szCs w:val="22"/>
         </w:rPr>
-        <w:t>B.A. (Hons)</w:t>
+        <w:t>B.A.</w:t>
       </w:r>
       <w:r>
         <w:rPr>
@@ -627,37 +621,19 @@
         <w:rPr>
           <w:rFonts w:ascii="Times New Roman" w:hAnsi="Times New Roman"/>
         </w:rPr>
-        <w:t>Appl</w:t>
-      </w:r>
-      <w:r>
-        <w:rPr>
-          <w:rFonts w:ascii="Times New Roman" w:hAnsi="Times New Roman"/>
-        </w:rPr>
-        <w:t>ied</w:t>
-      </w:r>
-      <w:r>
-        <w:rPr>
-          <w:rFonts w:ascii="Times New Roman" w:hAnsi="Times New Roman"/>
-        </w:rPr>
-        <w:t xml:space="preserve"> statistical modeling and simulations to predict football match outcomes, </w:t>
-      </w:r>
-      <w:r>
-        <w:rPr>
-          <w:rFonts w:ascii="Times New Roman" w:hAnsi="Times New Roman"/>
-        </w:rPr>
-        <w:t>performed</w:t>
-      </w:r>
-      <w:r>
-        <w:rPr>
-          <w:rFonts w:ascii="Times New Roman" w:hAnsi="Times New Roman"/>
-        </w:rPr>
-        <w:t xml:space="preserve"> </w:t>
-      </w:r>
-      <w:r>
-        <w:rPr>
-          <w:rFonts w:ascii="Times New Roman" w:hAnsi="Times New Roman"/>
-        </w:rPr>
-        <w:t>epidemic modeling with SEID differential equations.</w:t>
+        <w:t xml:space="preserve">statistical modelling </w:t>
+      </w:r>
+      <w:r>
+        <w:rPr>
+          <w:rFonts w:ascii="Times New Roman" w:hAnsi="Times New Roman"/>
+        </w:rPr>
+        <w:t>and</w:t>
+      </w:r>
+      <w:r>
+        <w:rPr>
+          <w:rFonts w:ascii="Times New Roman" w:hAnsi="Times New Roman"/>
+        </w:rPr>
+        <w:t xml:space="preserve"> simulations (football prediction), epidemic modelling (SEID), Python pipelines for genomic sequence analysis (ORF, BLAST, HMM)</w:t>
       </w:r>
     </w:p>
     <w:p>
@@ -1044,13 +1020,20 @@
         <w:tabs>
           <w:tab w:val="right" w:pos="10620"/>
         </w:tabs>
-        <w:spacing w:before="40"/>
-        <w:ind w:left="540"/>
+        <w:ind w:left="539"/>
         <w:jc w:val="both"/>
         <w:rPr>
           <w:rFonts w:ascii="Times New Roman" w:hAnsi="Times New Roman"/>
         </w:rPr>
       </w:pPr>
+      <w:r>
+        <w:rPr>
+          <w:rFonts w:ascii="Times New Roman" w:hAnsi="Times New Roman"/>
+          <w:b/>
+          <w:bCs/>
+        </w:rPr>
+        <w:t xml:space="preserve"> </w:t>
+      </w:r>
     </w:p>
     <w:p>
       <w:pPr>
@@ -1076,6 +1059,249 @@
         </w:rPr>
         <w:t>WORK EXPERIENCE</w:t>
       </w:r>
+    </w:p>
+    <w:p>
+      <w:pPr>
+        <w:pStyle w:val="NoSpacing1"/>
+        <w:tabs>
+          <w:tab w:val="right" w:pos="10620"/>
+        </w:tabs>
+        <w:rPr>
+          <w:rFonts w:ascii="Times New Roman" w:hAnsi="Times New Roman"/>
+          <w:b/>
+        </w:rPr>
+      </w:pPr>
+      <w:r>
+        <w:rPr>
+          <w:rFonts w:ascii="Times New Roman" w:hAnsi="Times New Roman"/>
+          <w:b/>
+        </w:rPr>
+        <w:t>Monumo</w:t>
+      </w:r>
+      <w:r>
+        <w:rPr>
+          <w:rFonts w:ascii="Times New Roman" w:hAnsi="Times New Roman"/>
+          <w:b/>
+        </w:rPr>
+        <w:t xml:space="preserve">, </w:t>
+      </w:r>
+      <w:proofErr w:type="spellStart"/>
+      <w:r>
+        <w:rPr>
+          <w:rFonts w:ascii="Times New Roman" w:hAnsi="Times New Roman"/>
+          <w:b/>
+        </w:rPr>
+        <w:t>Optimisation</w:t>
+      </w:r>
+      <w:proofErr w:type="spellEnd"/>
+      <w:r>
+        <w:rPr>
+          <w:rFonts w:ascii="Times New Roman" w:hAnsi="Times New Roman"/>
+          <w:b/>
+        </w:rPr>
+        <w:t xml:space="preserve"> Team</w:t>
+      </w:r>
+      <w:r>
+        <w:rPr>
+          <w:rFonts w:ascii="Times New Roman" w:hAnsi="Times New Roman"/>
+        </w:rPr>
+        <w:tab/>
+      </w:r>
+      <w:r>
+        <w:rPr>
+          <w:rFonts w:ascii="Times New Roman" w:hAnsi="Times New Roman"/>
+          <w:b/>
+          <w:bCs/>
+        </w:rPr>
+        <w:t>Cambridge</w:t>
+      </w:r>
+      <w:r>
+        <w:rPr>
+          <w:rFonts w:ascii="Times New Roman" w:hAnsi="Times New Roman"/>
+          <w:b/>
+          <w:bCs/>
+        </w:rPr>
+        <w:t xml:space="preserve">, </w:t>
+      </w:r>
+      <w:r>
+        <w:rPr>
+          <w:rFonts w:ascii="Times New Roman" w:hAnsi="Times New Roman"/>
+          <w:b/>
+          <w:bCs/>
+        </w:rPr>
+        <w:t>United Kingdom</w:t>
+      </w:r>
+    </w:p>
+    <w:p>
+      <w:pPr>
+        <w:pStyle w:val="NoSpacing1"/>
+        <w:tabs>
+          <w:tab w:val="right" w:pos="10620"/>
+        </w:tabs>
+        <w:rPr>
+          <w:rFonts w:ascii="Times New Roman" w:hAnsi="Times New Roman"/>
+          <w:bCs/>
+          <w:i/>
+          <w:iCs/>
+        </w:rPr>
+      </w:pPr>
+      <w:r>
+        <w:rPr>
+          <w:rFonts w:ascii="Times New Roman" w:hAnsi="Times New Roman"/>
+          <w:bCs/>
+          <w:i/>
+          <w:iCs/>
+        </w:rPr>
+        <w:t xml:space="preserve">Incoming </w:t>
+      </w:r>
+      <w:r>
+        <w:rPr>
+          <w:rFonts w:ascii="Times New Roman" w:hAnsi="Times New Roman"/>
+          <w:bCs/>
+          <w:i/>
+          <w:iCs/>
+        </w:rPr>
+        <w:t>summer</w:t>
+      </w:r>
+      <w:r>
+        <w:rPr>
+          <w:rFonts w:ascii="Times New Roman" w:hAnsi="Times New Roman"/>
+          <w:bCs/>
+          <w:i/>
+          <w:iCs/>
+        </w:rPr>
+        <w:t xml:space="preserve"> software</w:t>
+      </w:r>
+      <w:r>
+        <w:rPr>
+          <w:rFonts w:ascii="Times New Roman" w:hAnsi="Times New Roman"/>
+          <w:bCs/>
+          <w:i/>
+          <w:iCs/>
+        </w:rPr>
+        <w:t xml:space="preserve"> intern</w:t>
+      </w:r>
+      <w:r>
+        <w:rPr>
+          <w:rFonts w:ascii="Times New Roman" w:hAnsi="Times New Roman"/>
+          <w:bCs/>
+          <w:i/>
+          <w:iCs/>
+        </w:rPr>
+        <w:tab/>
+      </w:r>
+      <w:r>
+        <w:rPr>
+          <w:rFonts w:ascii="Times New Roman" w:hAnsi="Times New Roman"/>
+          <w:bCs/>
+          <w:i/>
+          <w:iCs/>
+        </w:rPr>
+        <w:t>Jul</w:t>
+      </w:r>
+      <w:r>
+        <w:rPr>
+          <w:rFonts w:ascii="Times New Roman" w:hAnsi="Times New Roman"/>
+          <w:bCs/>
+          <w:i/>
+          <w:iCs/>
+        </w:rPr>
+        <w:t xml:space="preserve"> 202</w:t>
+      </w:r>
+      <w:r>
+        <w:rPr>
+          <w:rFonts w:ascii="Times New Roman" w:hAnsi="Times New Roman"/>
+          <w:bCs/>
+          <w:i/>
+          <w:iCs/>
+        </w:rPr>
+        <w:t>6</w:t>
+      </w:r>
+      <w:r>
+        <w:rPr>
+          <w:rFonts w:ascii="Times New Roman" w:hAnsi="Times New Roman"/>
+          <w:bCs/>
+          <w:i/>
+          <w:iCs/>
+        </w:rPr>
+        <w:t xml:space="preserve"> – </w:t>
+      </w:r>
+      <w:r>
+        <w:rPr>
+          <w:rFonts w:ascii="Times New Roman" w:hAnsi="Times New Roman"/>
+          <w:bCs/>
+          <w:i/>
+          <w:iCs/>
+        </w:rPr>
+        <w:t>Oct</w:t>
+      </w:r>
+      <w:r>
+        <w:rPr>
+          <w:rFonts w:ascii="Times New Roman" w:hAnsi="Times New Roman"/>
+          <w:bCs/>
+          <w:i/>
+          <w:iCs/>
+        </w:rPr>
+        <w:t xml:space="preserve"> 202</w:t>
+      </w:r>
+      <w:r>
+        <w:rPr>
+          <w:rFonts w:ascii="Times New Roman" w:hAnsi="Times New Roman"/>
+          <w:bCs/>
+          <w:i/>
+          <w:iCs/>
+        </w:rPr>
+        <w:t>6</w:t>
+      </w:r>
+    </w:p>
+    <w:p>
+      <w:pPr>
+        <w:pStyle w:val="NoSpacing1"/>
+        <w:numPr>
+          <w:ilvl w:val="0"/>
+          <w:numId w:val="11"/>
+        </w:numPr>
+        <w:tabs>
+          <w:tab w:val="right" w:pos="10620"/>
+        </w:tabs>
+        <w:rPr>
+          <w:rFonts w:ascii="Times New Roman" w:hAnsi="Times New Roman"/>
+          <w:b/>
+        </w:rPr>
+      </w:pPr>
+      <w:r>
+        <w:rPr>
+          <w:rFonts w:ascii="Times New Roman" w:hAnsi="Times New Roman"/>
+        </w:rPr>
+        <w:t xml:space="preserve">Develop machine learning models and genetic algorithms to </w:t>
+      </w:r>
+      <w:proofErr w:type="spellStart"/>
+      <w:r>
+        <w:rPr>
+          <w:rFonts w:ascii="Times New Roman" w:hAnsi="Times New Roman"/>
+        </w:rPr>
+        <w:t>optimise</w:t>
+      </w:r>
+      <w:proofErr w:type="spellEnd"/>
+      <w:r>
+        <w:rPr>
+          <w:rFonts w:ascii="Times New Roman" w:hAnsi="Times New Roman"/>
+        </w:rPr>
+        <w:t xml:space="preserve"> the structural design of electrical motors.</w:t>
+      </w:r>
+    </w:p>
+    <w:p>
+      <w:pPr>
+        <w:pStyle w:val="NoSpacing1"/>
+        <w:tabs>
+          <w:tab w:val="right" w:pos="10620"/>
+        </w:tabs>
+        <w:ind w:left="360"/>
+        <w:rPr>
+          <w:rFonts w:ascii="Times New Roman" w:hAnsi="Times New Roman"/>
+          <w:b/>
+        </w:rPr>
+      </w:pPr>
     </w:p>
     <w:p>
       <w:pPr>
@@ -1258,7 +1484,41 @@
         <w:rPr>
           <w:rFonts w:ascii="Times New Roman" w:hAnsi="Times New Roman"/>
         </w:rPr>
-        <w:t xml:space="preserve">Developed a PyTorch-based neural network to predict Coupled Cluster single excitation amplitudes, using molecular data generated with the PySCF library. </w:t>
+        <w:t xml:space="preserve">Built </w:t>
+      </w:r>
+      <w:proofErr w:type="spellStart"/>
+      <w:r>
+        <w:rPr>
+          <w:rFonts w:ascii="Times New Roman" w:hAnsi="Times New Roman"/>
+        </w:rPr>
+        <w:t>PyTorch</w:t>
+      </w:r>
+      <w:proofErr w:type="spellEnd"/>
+      <w:r>
+        <w:rPr>
+          <w:rFonts w:ascii="Times New Roman" w:hAnsi="Times New Roman"/>
+        </w:rPr>
+        <w:t xml:space="preserve"> neural network to predict Coupled Cluster single excitation amplitudes using </w:t>
+      </w:r>
+      <w:proofErr w:type="spellStart"/>
+      <w:r>
+        <w:rPr>
+          <w:rFonts w:ascii="Times New Roman" w:hAnsi="Times New Roman"/>
+        </w:rPr>
+        <w:t>PySCF</w:t>
+      </w:r>
+      <w:proofErr w:type="spellEnd"/>
+      <w:r>
+        <w:rPr>
+          <w:rFonts w:ascii="Times New Roman" w:hAnsi="Times New Roman"/>
+        </w:rPr>
+        <w:t xml:space="preserve"> data</w:t>
+      </w:r>
+      <w:r>
+        <w:rPr>
+          <w:rFonts w:ascii="Times New Roman" w:hAnsi="Times New Roman"/>
+        </w:rPr>
+        <w:t xml:space="preserve"> </w:t>
       </w:r>
     </w:p>
     <w:p>
@@ -1281,30 +1541,27 @@
         <w:rPr>
           <w:rFonts w:ascii="Times New Roman" w:hAnsi="Times New Roman"/>
         </w:rPr>
-        <w:t xml:space="preserve">Incorporated physics-informed preprocessing (orbital localization, energy gaps, interatomic features) to improve learning stability and accuracy. </w:t>
-      </w:r>
-    </w:p>
-    <w:p>
-      <w:pPr>
-        <w:pStyle w:val="NoSpacing1"/>
-        <w:numPr>
-          <w:ilvl w:val="0"/>
-          <w:numId w:val="1"/>
-        </w:numPr>
-        <w:tabs>
-          <w:tab w:val="right" w:pos="10620"/>
-        </w:tabs>
-        <w:ind w:left="540" w:hanging="270"/>
-        <w:jc w:val="both"/>
-        <w:rPr>
-          <w:rFonts w:ascii="Times New Roman" w:hAnsi="Times New Roman"/>
-        </w:rPr>
-      </w:pPr>
-      <w:r>
-        <w:rPr>
-          <w:rFonts w:ascii="Times New Roman" w:hAnsi="Times New Roman"/>
-        </w:rPr>
-        <w:t>This approach demonstrated the potential to reduce the computational cost of high-accuracy electronic structure methods.</w:t>
+        <w:t xml:space="preserve">Improved performance with physics-informed preprocessing (orbital </w:t>
+      </w:r>
+      <w:proofErr w:type="spellStart"/>
+      <w:r>
+        <w:rPr>
+          <w:rFonts w:ascii="Times New Roman" w:hAnsi="Times New Roman"/>
+        </w:rPr>
+        <w:t>localisation</w:t>
+      </w:r>
+      <w:proofErr w:type="spellEnd"/>
+      <w:r>
+        <w:rPr>
+          <w:rFonts w:ascii="Times New Roman" w:hAnsi="Times New Roman"/>
+        </w:rPr>
+        <w:t>, energy gaps, interatomic features)</w:t>
+      </w:r>
+      <w:r>
+        <w:rPr>
+          <w:rFonts w:ascii="Times New Roman" w:hAnsi="Times New Roman"/>
+        </w:rPr>
+        <w:t xml:space="preserve"> </w:t>
       </w:r>
     </w:p>
     <w:p>
@@ -1336,7 +1593,15 @@
           <w:rFonts w:ascii="Times New Roman" w:hAnsi="Times New Roman"/>
           <w:b/>
         </w:rPr>
-        <w:t>Malvern Panalytica</w:t>
+        <w:t xml:space="preserve">Malvern </w:t>
+      </w:r>
+      <w:proofErr w:type="spellStart"/>
+      <w:r>
+        <w:rPr>
+          <w:rFonts w:ascii="Times New Roman" w:hAnsi="Times New Roman"/>
+          <w:b/>
+        </w:rPr>
+        <w:t>Panalytica</w:t>
       </w:r>
       <w:r>
         <w:rPr>
@@ -1345,6 +1610,7 @@
         </w:rPr>
         <w:t>l</w:t>
       </w:r>
+      <w:proofErr w:type="spellEnd"/>
       <w:r>
         <w:rPr>
           <w:rFonts w:ascii="Times New Roman" w:hAnsi="Times New Roman"/>
@@ -1494,7 +1760,23 @@
           <w:rFonts w:ascii="Times New Roman" w:hAnsi="Times New Roman"/>
           <w:bCs/>
         </w:rPr>
-        <w:t xml:space="preserve"> for Zetasizer particle signals, leveraging statistical feature extraction, PCA, and clustering to characterize coherent vs. noise-dominated segments.</w:t>
+        <w:t xml:space="preserve"> for </w:t>
+      </w:r>
+      <w:proofErr w:type="spellStart"/>
+      <w:r>
+        <w:rPr>
+          <w:rFonts w:ascii="Times New Roman" w:hAnsi="Times New Roman"/>
+          <w:bCs/>
+        </w:rPr>
+        <w:t>Zetasizer</w:t>
+      </w:r>
+      <w:proofErr w:type="spellEnd"/>
+      <w:r>
+        <w:rPr>
+          <w:rFonts w:ascii="Times New Roman" w:hAnsi="Times New Roman"/>
+          <w:bCs/>
+        </w:rPr>
+        <w:t xml:space="preserve"> particle signals, leveraging statistical feature extraction, PCA, and clustering to characterize coherent vs. noise-dominated segments.</w:t>
       </w:r>
     </w:p>
     <w:p>
@@ -1536,33 +1818,11 @@
     <w:p>
       <w:pPr>
         <w:pStyle w:val="NoSpacing1"/>
-        <w:numPr>
-          <w:ilvl w:val="0"/>
-          <w:numId w:val="1"/>
-        </w:numPr>
         <w:tabs>
           <w:tab w:val="right" w:pos="10620"/>
         </w:tabs>
         <w:spacing w:before="40"/>
-        <w:ind w:left="540" w:hanging="270"/>
-        <w:jc w:val="both"/>
-        <w:rPr>
-          <w:rFonts w:ascii="Times New Roman" w:hAnsi="Times New Roman"/>
-        </w:rPr>
-      </w:pPr>
-      <w:r>
-        <w:rPr>
-          <w:rFonts w:ascii="Times New Roman" w:hAnsi="Times New Roman"/>
-        </w:rPr>
-        <w:t>Presented results to the data science team, including the Lead Data Scientist, demonstrating effective communication of technical findings to both technical and applied audiences.</w:t>
-      </w:r>
-    </w:p>
-    <w:p>
-      <w:pPr>
-        <w:pStyle w:val="NoSpacing1"/>
-        <w:tabs>
-          <w:tab w:val="right" w:pos="10620"/>
-        </w:tabs>
+        <w:ind w:left="540"/>
         <w:jc w:val="both"/>
         <w:rPr>
           <w:rFonts w:ascii="Times New Roman" w:hAnsi="Times New Roman"/>
@@ -2235,12 +2495,14 @@
         </w:rPr>
         <w:t xml:space="preserve"> (</w:t>
       </w:r>
+      <w:proofErr w:type="spellStart"/>
       <w:r>
         <w:rPr>
           <w:rFonts w:ascii="Times New Roman" w:hAnsi="Times New Roman"/>
         </w:rPr>
         <w:t>PyTorch</w:t>
       </w:r>
+      <w:proofErr w:type="spellEnd"/>
       <w:r>
         <w:rPr>
           <w:rFonts w:ascii="Times New Roman" w:hAnsi="Times New Roman"/>
@@ -2263,7 +2525,14 @@
         <w:rPr>
           <w:rFonts w:ascii="Times New Roman" w:hAnsi="Times New Roman"/>
         </w:rPr>
-        <w:t>, s</w:t>
+        <w:t xml:space="preserve">, </w:t>
+      </w:r>
+      <w:proofErr w:type="spellStart"/>
+      <w:r>
+        <w:rPr>
+          <w:rFonts w:ascii="Times New Roman" w:hAnsi="Times New Roman"/>
+        </w:rPr>
+        <w:t>s</w:t>
       </w:r>
       <w:r>
         <w:rPr>
@@ -2275,14 +2544,29 @@
         <w:rPr>
           <w:rFonts w:ascii="Times New Roman" w:hAnsi="Times New Roman"/>
         </w:rPr>
-        <w:t>learn,</w:t>
-      </w:r>
-      <w:r>
-        <w:rPr>
-          <w:rFonts w:ascii="Times New Roman" w:hAnsi="Times New Roman"/>
-        </w:rPr>
-        <w:t xml:space="preserve"> pandas, numpy</w:t>
-      </w:r>
+        <w:t>learn</w:t>
+      </w:r>
+      <w:proofErr w:type="spellEnd"/>
+      <w:r>
+        <w:rPr>
+          <w:rFonts w:ascii="Times New Roman" w:hAnsi="Times New Roman"/>
+        </w:rPr>
+        <w:t>,</w:t>
+      </w:r>
+      <w:r>
+        <w:rPr>
+          <w:rFonts w:ascii="Times New Roman" w:hAnsi="Times New Roman"/>
+        </w:rPr>
+        <w:t xml:space="preserve"> pandas, </w:t>
+      </w:r>
+      <w:proofErr w:type="spellStart"/>
+      <w:r>
+        <w:rPr>
+          <w:rFonts w:ascii="Times New Roman" w:hAnsi="Times New Roman"/>
+        </w:rPr>
+        <w:t>numpy</w:t>
+      </w:r>
+      <w:proofErr w:type="spellEnd"/>
       <w:r>
         <w:rPr>
           <w:rFonts w:ascii="Times New Roman" w:hAnsi="Times New Roman"/>
@@ -2329,7 +2613,7 @@
         <w:rPr>
           <w:rFonts w:ascii="Times New Roman" w:hAnsi="Times New Roman"/>
         </w:rPr>
-        <w:t xml:space="preserve"> </w:t>
+        <w:t>, C++ (Basic)</w:t>
       </w:r>
     </w:p>
     <w:sectPr>
@@ -3443,6 +3727,119 @@
       </w:rPr>
     </w:lvl>
     <w:lvl w:ilvl="8" w:tplc="04090005" w:tentative="1">
+      <w:start w:val="1"/>
+      <w:numFmt w:val="bullet"/>
+      <w:lvlText w:val=""/>
+      <w:lvlJc w:val="left"/>
+      <w:pPr>
+        <w:ind w:left="6480" w:hanging="360"/>
+      </w:pPr>
+      <w:rPr>
+        <w:rFonts w:ascii="Wingdings" w:hAnsi="Wingdings" w:hint="default"/>
+      </w:rPr>
+    </w:lvl>
+  </w:abstractNum>
+  <w:abstractNum w:abstractNumId="10" w15:restartNumberingAfterBreak="0">
+    <w:nsid w:val="7F053CC8"/>
+    <w:multiLevelType w:val="hybridMultilevel"/>
+    <w:tmpl w:val="2CA07AEA"/>
+    <w:lvl w:ilvl="0" w:tplc="08090001">
+      <w:start w:val="1"/>
+      <w:numFmt w:val="bullet"/>
+      <w:lvlText w:val=""/>
+      <w:lvlJc w:val="left"/>
+      <w:pPr>
+        <w:ind w:left="720" w:hanging="360"/>
+      </w:pPr>
+      <w:rPr>
+        <w:rFonts w:ascii="Symbol" w:hAnsi="Symbol" w:hint="default"/>
+      </w:rPr>
+    </w:lvl>
+    <w:lvl w:ilvl="1" w:tplc="08090003" w:tentative="1">
+      <w:start w:val="1"/>
+      <w:numFmt w:val="bullet"/>
+      <w:lvlText w:val="o"/>
+      <w:lvlJc w:val="left"/>
+      <w:pPr>
+        <w:ind w:left="1440" w:hanging="360"/>
+      </w:pPr>
+      <w:rPr>
+        <w:rFonts w:ascii="Courier New" w:hAnsi="Courier New" w:cs="Courier New" w:hint="default"/>
+      </w:rPr>
+    </w:lvl>
+    <w:lvl w:ilvl="2" w:tplc="08090005" w:tentative="1">
+      <w:start w:val="1"/>
+      <w:numFmt w:val="bullet"/>
+      <w:lvlText w:val=""/>
+      <w:lvlJc w:val="left"/>
+      <w:pPr>
+        <w:ind w:left="2160" w:hanging="360"/>
+      </w:pPr>
+      <w:rPr>
+        <w:rFonts w:ascii="Wingdings" w:hAnsi="Wingdings" w:hint="default"/>
+      </w:rPr>
+    </w:lvl>
+    <w:lvl w:ilvl="3" w:tplc="08090001" w:tentative="1">
+      <w:start w:val="1"/>
+      <w:numFmt w:val="bullet"/>
+      <w:lvlText w:val=""/>
+      <w:lvlJc w:val="left"/>
+      <w:pPr>
+        <w:ind w:left="2880" w:hanging="360"/>
+      </w:pPr>
+      <w:rPr>
+        <w:rFonts w:ascii="Symbol" w:hAnsi="Symbol" w:hint="default"/>
+      </w:rPr>
+    </w:lvl>
+    <w:lvl w:ilvl="4" w:tplc="08090003" w:tentative="1">
+      <w:start w:val="1"/>
+      <w:numFmt w:val="bullet"/>
+      <w:lvlText w:val="o"/>
+      <w:lvlJc w:val="left"/>
+      <w:pPr>
+        <w:ind w:left="3600" w:hanging="360"/>
+      </w:pPr>
+      <w:rPr>
+        <w:rFonts w:ascii="Courier New" w:hAnsi="Courier New" w:cs="Courier New" w:hint="default"/>
+      </w:rPr>
+    </w:lvl>
+    <w:lvl w:ilvl="5" w:tplc="08090005" w:tentative="1">
+      <w:start w:val="1"/>
+      <w:numFmt w:val="bullet"/>
+      <w:lvlText w:val=""/>
+      <w:lvlJc w:val="left"/>
+      <w:pPr>
+        <w:ind w:left="4320" w:hanging="360"/>
+      </w:pPr>
+      <w:rPr>
+        <w:rFonts w:ascii="Wingdings" w:hAnsi="Wingdings" w:hint="default"/>
+      </w:rPr>
+    </w:lvl>
+    <w:lvl w:ilvl="6" w:tplc="08090001" w:tentative="1">
+      <w:start w:val="1"/>
+      <w:numFmt w:val="bullet"/>
+      <w:lvlText w:val=""/>
+      <w:lvlJc w:val="left"/>
+      <w:pPr>
+        <w:ind w:left="5040" w:hanging="360"/>
+      </w:pPr>
+      <w:rPr>
+        <w:rFonts w:ascii="Symbol" w:hAnsi="Symbol" w:hint="default"/>
+      </w:rPr>
+    </w:lvl>
+    <w:lvl w:ilvl="7" w:tplc="08090003" w:tentative="1">
+      <w:start w:val="1"/>
+      <w:numFmt w:val="bullet"/>
+      <w:lvlText w:val="o"/>
+      <w:lvlJc w:val="left"/>
+      <w:pPr>
+        <w:ind w:left="5760" w:hanging="360"/>
+      </w:pPr>
+      <w:rPr>
+        <w:rFonts w:ascii="Courier New" w:hAnsi="Courier New" w:cs="Courier New" w:hint="default"/>
+      </w:rPr>
+    </w:lvl>
+    <w:lvl w:ilvl="8" w:tplc="08090005" w:tentative="1">
       <w:start w:val="1"/>
       <w:numFmt w:val="bullet"/>
       <w:lvlText w:val=""/>
@@ -3484,6 +3881,9 @@
   </w:num>
   <w:num w:numId="10" w16cid:durableId="755827330">
     <w:abstractNumId w:val="8"/>
+  </w:num>
+  <w:num w:numId="11" w16cid:durableId="1423910810">
+    <w:abstractNumId w:val="10"/>
   </w:num>
 </w:numbering>
 </file>
@@ -3918,7 +4318,6 @@
   <w:style w:type="character" w:default="1" w:styleId="DefaultParagraphFont">
     <w:name w:val="Default Paragraph Font"/>
     <w:uiPriority w:val="1"/>
-    <w:semiHidden/>
     <w:unhideWhenUsed/>
   </w:style>
   <w:style w:type="table" w:default="1" w:styleId="TableNormal">
